--- a/docs/lista_louvores/Textos_Louvores/NÃO TEMAS.docx
+++ b/docs/lista_louvores/Textos_Louvores/NÃO TEMAS.docx
@@ -4,331 +4,286 @@
   <w:body>
     <w:p>
       <w:pPr>
-        <w:pStyle w:val="PargrafodaLista"/>
-        <w:numPr>
-          <w:ilvl w:val="0"/>
-          <w:numId w:val="2"/>
-        </w:numPr>
-        <w:spacing w:before="120" w:after="240" w:line="240" w:lineRule="auto"/>
-        <w:rPr>
-          <w:rFonts w:cs="Arial"/>
-          <w:sz w:val="24"/>
-          <w:szCs w:val="24"/>
-        </w:rPr>
-      </w:pPr>
-      <w:r>
-        <w:rPr>
-          <w:bCs/>
-          <w:color w:val="000000"/>
-          <w:sz w:val="28"/>
-          <w:szCs w:val="28"/>
-        </w:rPr>
-        <w:t>Não temas</w:t>
+        <w:pStyle w:val="Ttulo1"/>
+      </w:pPr>
+      <w:r>
+        <w:t>NÃO TEMAS</w:t>
       </w:r>
     </w:p>
     <w:p>
       <w:pPr>
-        <w:pStyle w:val="PargrafodaLista"/>
-        <w:spacing w:before="120" w:after="240"/>
-        <w:ind w:left="360"/>
-        <w:rPr>
-          <w:rFonts w:cs="Arial"/>
-          <w:sz w:val="24"/>
-          <w:szCs w:val="24"/>
-        </w:rPr>
-      </w:pPr>
+        <w:rPr>
+          <w:rFonts w:ascii="Times New Roman" w:hAnsi="Times New Roman"/>
+        </w:rPr>
+      </w:pPr>
+      <w:r>
+        <w:rPr>
+          <w:rFonts w:ascii="Times New Roman" w:hAnsi="Times New Roman"/>
+        </w:rPr>
+        <w:t>Como é importante meu Jesus,</w:t>
+      </w:r>
+      <w:r>
+        <w:rPr>
+          <w:rFonts w:ascii="Times New Roman" w:hAnsi="Times New Roman"/>
+        </w:rPr>
+        <w:br/>
+      </w:r>
+      <w:r>
+        <w:rPr>
+          <w:rFonts w:ascii="Times New Roman" w:hAnsi="Times New Roman"/>
+        </w:rPr>
+        <w:t>Sentir que Tu estás comigo.</w:t>
+      </w:r>
+      <w:r>
+        <w:rPr>
+          <w:rFonts w:ascii="Times New Roman" w:hAnsi="Times New Roman"/>
+        </w:rPr>
+        <w:br/>
+      </w:r>
+      <w:r>
+        <w:rPr>
+          <w:rFonts w:ascii="Times New Roman" w:hAnsi="Times New Roman"/>
+        </w:rPr>
+        <w:t xml:space="preserve">Poder ouvir a Tua voz, </w:t>
+      </w:r>
+      <w:r>
+        <w:rPr>
+          <w:rFonts w:ascii="Times New Roman" w:hAnsi="Times New Roman"/>
+        </w:rPr>
+        <w:br/>
+      </w:r>
+      <w:r>
+        <w:rPr>
+          <w:rFonts w:ascii="Times New Roman" w:hAnsi="Times New Roman"/>
+        </w:rPr>
+        <w:t>A falar tão meiga no meu coração</w:t>
+      </w:r>
     </w:p>
     <w:p>
       <w:pPr>
-        <w:pStyle w:val="PargrafodaLista"/>
-        <w:numPr>
-          <w:ilvl w:val="0"/>
-          <w:numId w:val="1"/>
-        </w:numPr>
-        <w:autoSpaceDE w:val="0"/>
-        <w:autoSpaceDN w:val="0"/>
-        <w:adjustRightInd w:val="0"/>
-        <w:spacing w:line="240" w:lineRule="auto"/>
-        <w:ind w:left="918" w:hanging="357"/>
-        <w:contextualSpacing w:val="0"/>
-        <w:rPr>
-          <w:rFonts w:eastAsia="Arial"/>
-          <w:color w:val="000000" w:themeColor="text1"/>
-        </w:rPr>
-      </w:pPr>
-      <w:r>
-        <w:rPr>
-          <w:rFonts w:eastAsia="Arial"/>
-          <w:color w:val="000000" w:themeColor="text1"/>
-        </w:rPr>
-        <w:t>Como é importante meu Jesus,</w:t>
-      </w:r>
-      <w:r>
-        <w:rPr>
-          <w:rFonts w:eastAsia="Arial"/>
-          <w:color w:val="000000" w:themeColor="text1"/>
-        </w:rPr>
-        <w:br/>
-        <w:t>Sentir que Tu estás comigo.</w:t>
-      </w:r>
-      <w:r>
-        <w:rPr>
-          <w:rFonts w:eastAsia="Arial"/>
-          <w:color w:val="000000" w:themeColor="text1"/>
-        </w:rPr>
-        <w:br/>
-        <w:t xml:space="preserve">Poder ouvir a Tua voz, </w:t>
-      </w:r>
-      <w:r>
-        <w:rPr>
-          <w:rFonts w:eastAsia="Arial"/>
-          <w:color w:val="000000" w:themeColor="text1"/>
-        </w:rPr>
-        <w:br/>
-        <w:t>A falar tão meiga no meu coração</w:t>
-      </w:r>
-    </w:p>
-    <w:p>
-      <w:pPr>
-        <w:pStyle w:val="PargrafodaLista"/>
-        <w:numPr>
-          <w:ilvl w:val="0"/>
-          <w:numId w:val="1"/>
-        </w:numPr>
-        <w:autoSpaceDE w:val="0"/>
-        <w:autoSpaceDN w:val="0"/>
-        <w:adjustRightInd w:val="0"/>
-        <w:spacing w:line="240" w:lineRule="auto"/>
-        <w:ind w:left="918" w:hanging="357"/>
-        <w:contextualSpacing w:val="0"/>
-        <w:rPr>
-          <w:rFonts w:eastAsia="Arial"/>
+        <w:rPr>
+          <w:rFonts w:ascii="Times New Roman" w:hAnsi="Times New Roman"/>
           <w:b/>
           <w:bCs/>
           <w:i/>
           <w:iCs/>
-          <w:color w:val="000000" w:themeColor="text1"/>
-        </w:rPr>
-      </w:pPr>
-      <w:r>
-        <w:rPr>
-          <w:rFonts w:eastAsia="Arial"/>
+        </w:rPr>
+      </w:pPr>
+      <w:r>
+        <w:rPr>
+          <w:rFonts w:ascii="Times New Roman" w:hAnsi="Times New Roman"/>
           <w:b/>
           <w:bCs/>
           <w:i/>
           <w:iCs/>
-          <w:color w:val="000000" w:themeColor="text1"/>
         </w:rPr>
         <w:t>Meu servo, não temas!</w:t>
       </w:r>
       <w:r>
         <w:rPr>
-          <w:rFonts w:eastAsia="Arial"/>
+          <w:rFonts w:ascii="Times New Roman" w:hAnsi="Times New Roman"/>
           <w:b/>
           <w:bCs/>
           <w:i/>
           <w:iCs/>
-          <w:color w:val="000000" w:themeColor="text1"/>
         </w:rPr>
         <w:br/>
-        <w:t>Não temas, pois eu te escolhi!</w:t>
-      </w:r>
-      <w:r>
-        <w:rPr>
-          <w:rFonts w:eastAsia="Arial"/>
+      </w:r>
+      <w:r>
+        <w:rPr>
+          <w:rFonts w:ascii="Times New Roman" w:hAnsi="Times New Roman"/>
           <w:b/>
           <w:bCs/>
           <w:i/>
           <w:iCs/>
-          <w:color w:val="000000" w:themeColor="text1"/>
-        </w:rPr>
-        <w:br/>
-        <w:t xml:space="preserve">Sei que é difícil, </w:t>
-      </w:r>
-      <w:r>
-        <w:rPr>
-          <w:rFonts w:eastAsia="Arial"/>
+        </w:rPr>
+        <w:t>Não temas, pois eu te escolhi!</w:t>
+      </w:r>
+      <w:r>
+        <w:rPr>
+          <w:rFonts w:ascii="Times New Roman" w:hAnsi="Times New Roman"/>
           <w:b/>
           <w:bCs/>
           <w:i/>
           <w:iCs/>
-          <w:color w:val="000000" w:themeColor="text1"/>
         </w:rPr>
         <w:br/>
-        <w:t>mas confia em mim!</w:t>
-      </w:r>
-      <w:r>
-        <w:rPr>
-          <w:rFonts w:eastAsia="Arial"/>
+      </w:r>
+      <w:r>
+        <w:rPr>
+          <w:rFonts w:ascii="Times New Roman" w:hAnsi="Times New Roman"/>
           <w:b/>
           <w:bCs/>
           <w:i/>
           <w:iCs/>
-          <w:color w:val="000000" w:themeColor="text1"/>
-        </w:rPr>
-        <w:br/>
-        <w:t xml:space="preserve">Confia em mim e então, </w:t>
-      </w:r>
-      <w:r>
-        <w:rPr>
-          <w:rFonts w:eastAsia="Arial"/>
+        </w:rPr>
+        <w:t xml:space="preserve">Sei que é difícil, </w:t>
+      </w:r>
+      <w:r>
+        <w:rPr>
+          <w:rFonts w:ascii="Times New Roman" w:hAnsi="Times New Roman"/>
           <w:b/>
           <w:bCs/>
           <w:i/>
           <w:iCs/>
-          <w:color w:val="000000" w:themeColor="text1"/>
         </w:rPr>
         <w:br/>
+      </w:r>
+      <w:r>
+        <w:rPr>
+          <w:rFonts w:ascii="Times New Roman" w:hAnsi="Times New Roman"/>
+          <w:b/>
+          <w:bCs/>
+          <w:i/>
+          <w:iCs/>
+        </w:rPr>
+        <w:t>mas confia em mim!</w:t>
+      </w:r>
+      <w:r>
+        <w:rPr>
+          <w:rFonts w:ascii="Times New Roman" w:hAnsi="Times New Roman"/>
+          <w:b/>
+          <w:bCs/>
+          <w:i/>
+          <w:iCs/>
+        </w:rPr>
+        <w:br/>
+      </w:r>
+      <w:r>
+        <w:rPr>
+          <w:rFonts w:ascii="Times New Roman" w:hAnsi="Times New Roman"/>
+          <w:b/>
+          <w:bCs/>
+          <w:i/>
+          <w:iCs/>
+        </w:rPr>
+        <w:t xml:space="preserve">Confia em mim e então, </w:t>
+      </w:r>
+      <w:r>
+        <w:rPr>
+          <w:rFonts w:ascii="Times New Roman" w:hAnsi="Times New Roman"/>
+          <w:b/>
+          <w:bCs/>
+          <w:i/>
+          <w:iCs/>
+        </w:rPr>
+        <w:br/>
+      </w:r>
+      <w:r>
+        <w:rPr>
+          <w:rFonts w:ascii="Times New Roman" w:hAnsi="Times New Roman"/>
+          <w:b/>
+          <w:bCs/>
+          <w:i/>
+          <w:iCs/>
+        </w:rPr>
         <w:t>tu verás o meu poder!</w:t>
       </w:r>
     </w:p>
     <w:p>
       <w:pPr>
-        <w:pStyle w:val="PargrafodaLista"/>
-        <w:numPr>
-          <w:ilvl w:val="0"/>
-          <w:numId w:val="1"/>
-        </w:numPr>
-        <w:autoSpaceDE w:val="0"/>
-        <w:autoSpaceDN w:val="0"/>
-        <w:adjustRightInd w:val="0"/>
-        <w:spacing w:line="240" w:lineRule="auto"/>
-        <w:ind w:left="918" w:hanging="357"/>
-        <w:contextualSpacing w:val="0"/>
-        <w:rPr>
-          <w:rFonts w:eastAsia="Arial"/>
-          <w:color w:val="000000" w:themeColor="text1"/>
-        </w:rPr>
-      </w:pPr>
-      <w:r>
-        <w:rPr>
-          <w:rFonts w:eastAsia="Arial"/>
-          <w:color w:val="000000" w:themeColor="text1"/>
+        <w:rPr>
+          <w:rFonts w:ascii="Times New Roman" w:hAnsi="Times New Roman"/>
+        </w:rPr>
+      </w:pPr>
+      <w:r>
+        <w:rPr>
+          <w:rFonts w:ascii="Times New Roman" w:hAnsi="Times New Roman"/>
         </w:rPr>
         <w:t>Senhor, eu ouço o Teu chamar,</w:t>
       </w:r>
       <w:r>
         <w:rPr>
-          <w:rFonts w:eastAsia="Arial"/>
-          <w:color w:val="000000" w:themeColor="text1"/>
+          <w:rFonts w:ascii="Times New Roman" w:hAnsi="Times New Roman"/>
         </w:rPr>
         <w:br/>
+      </w:r>
+      <w:r>
+        <w:rPr>
+          <w:rFonts w:ascii="Times New Roman" w:hAnsi="Times New Roman"/>
+        </w:rPr>
         <w:t>E me alegro em dizer: “Senhor, estou aqui.”</w:t>
+      </w:r>
+      <w:r>
+        <w:rPr>
+          <w:rFonts w:ascii="Times New Roman" w:hAnsi="Times New Roman"/>
+        </w:rPr>
+        <w:br/>
+      </w:r>
+      <w:r>
+        <w:rPr>
+          <w:rFonts w:ascii="Times New Roman" w:hAnsi="Times New Roman"/>
+        </w:rPr>
+        <w:t>E sempre ouço a Tua voz tão linda,</w:t>
+      </w:r>
+      <w:r>
+        <w:rPr>
+          <w:rFonts w:ascii="Times New Roman" w:hAnsi="Times New Roman"/>
+        </w:rPr>
+        <w:br/>
+      </w:r>
+      <w:r>
+        <w:rPr>
+          <w:rFonts w:ascii="Times New Roman" w:hAnsi="Times New Roman"/>
+        </w:rPr>
+        <w:t>Tão cheia de amor, que me diz</w:t>
       </w:r>
     </w:p>
     <w:p>
       <w:pPr>
-        <w:pStyle w:val="PargrafodaLista"/>
-        <w:numPr>
-          <w:ilvl w:val="0"/>
-          <w:numId w:val="1"/>
-        </w:numPr>
-        <w:autoSpaceDE w:val="0"/>
-        <w:autoSpaceDN w:val="0"/>
-        <w:adjustRightInd w:val="0"/>
-        <w:spacing w:line="240" w:lineRule="auto"/>
-        <w:ind w:left="918" w:hanging="357"/>
-        <w:contextualSpacing w:val="0"/>
-        <w:rPr>
-          <w:rFonts w:eastAsia="Arial"/>
-          <w:color w:val="000000" w:themeColor="text1"/>
-        </w:rPr>
-      </w:pPr>
-      <w:r>
-        <w:rPr>
-          <w:rFonts w:eastAsia="Arial"/>
-          <w:color w:val="000000" w:themeColor="text1"/>
-        </w:rPr>
-        <w:t>E sempre ouço a Tua voz tão linda,</w:t>
-      </w:r>
-      <w:r>
-        <w:rPr>
-          <w:rFonts w:eastAsia="Arial"/>
-          <w:color w:val="000000" w:themeColor="text1"/>
-        </w:rPr>
-        <w:br/>
-        <w:t>Tão cheia de amor, que me diz</w:t>
+        <w:rPr>
+          <w:rFonts w:ascii="Times New Roman" w:hAnsi="Times New Roman"/>
+          <w:b/>
+          <w:bCs/>
+          <w:i/>
+          <w:iCs/>
+        </w:rPr>
+      </w:pPr>
+      <w:r>
+        <w:rPr>
+          <w:rFonts w:ascii="Times New Roman" w:hAnsi="Times New Roman"/>
+          <w:b/>
+          <w:bCs/>
+          <w:i/>
+          <w:iCs/>
+        </w:rPr>
+        <w:t>[REFRÃO]</w:t>
       </w:r>
     </w:p>
     <w:p>
       <w:pPr>
-        <w:pStyle w:val="PargrafodaLista"/>
-        <w:numPr>
-          <w:ilvl w:val="0"/>
-          <w:numId w:val="1"/>
-        </w:numPr>
-        <w:autoSpaceDE w:val="0"/>
-        <w:autoSpaceDN w:val="0"/>
-        <w:adjustRightInd w:val="0"/>
-        <w:spacing w:line="240" w:lineRule="auto"/>
-        <w:ind w:left="918" w:hanging="357"/>
-        <w:contextualSpacing w:val="0"/>
-        <w:rPr>
-          <w:rFonts w:eastAsia="Arial"/>
-          <w:color w:val="000000" w:themeColor="text1"/>
-        </w:rPr>
-      </w:pPr>
-      <w:r>
-        <w:rPr>
-          <w:rFonts w:eastAsia="Arial"/>
-          <w:color w:val="000000" w:themeColor="text1"/>
-        </w:rPr>
-        <w:t>[REPETE REFRÃO]</w:t>
+        <w:rPr>
+          <w:rFonts w:ascii="Times New Roman" w:hAnsi="Times New Roman"/>
+          <w:b/>
+          <w:bCs/>
+          <w:i/>
+          <w:iCs/>
+        </w:rPr>
+      </w:pPr>
+      <w:r>
+        <w:rPr>
+          <w:rFonts w:ascii="Times New Roman" w:hAnsi="Times New Roman"/>
+          <w:b/>
+          <w:bCs/>
+          <w:i/>
+          <w:iCs/>
+        </w:rPr>
+        <w:t>[REFRÃO]</w:t>
       </w:r>
     </w:p>
     <w:p>
       <w:pPr>
-        <w:pStyle w:val="PargrafodaLista"/>
-        <w:numPr>
-          <w:ilvl w:val="0"/>
-          <w:numId w:val="1"/>
-        </w:numPr>
-        <w:autoSpaceDE w:val="0"/>
-        <w:autoSpaceDN w:val="0"/>
-        <w:adjustRightInd w:val="0"/>
-        <w:spacing w:line="240" w:lineRule="auto"/>
-        <w:ind w:left="918" w:hanging="357"/>
-        <w:contextualSpacing w:val="0"/>
-        <w:rPr>
-          <w:rFonts w:eastAsia="Arial"/>
-          <w:color w:val="000000" w:themeColor="text1"/>
-        </w:rPr>
-      </w:pPr>
-      <w:r>
-        <w:rPr>
-          <w:rFonts w:eastAsia="Arial"/>
-          <w:color w:val="000000" w:themeColor="text1"/>
-        </w:rPr>
-        <w:t>[REPETE REFRÃO]</w:t>
+        <w:rPr>
+          <w:rFonts w:ascii="Times New Roman" w:hAnsi="Times New Roman"/>
+        </w:rPr>
+      </w:pPr>
+      <w:r>
+        <w:rPr>
+          <w:rFonts w:ascii="Times New Roman" w:hAnsi="Times New Roman"/>
+        </w:rPr>
+        <w:t>E então, tu verás o meu poder!</w:t>
       </w:r>
     </w:p>
-    <w:p>
-      <w:pPr>
-        <w:pStyle w:val="PargrafodaLista"/>
-        <w:numPr>
-          <w:ilvl w:val="0"/>
-          <w:numId w:val="1"/>
-        </w:numPr>
-        <w:autoSpaceDE w:val="0"/>
-        <w:autoSpaceDN w:val="0"/>
-        <w:adjustRightInd w:val="0"/>
-        <w:spacing w:line="240" w:lineRule="auto"/>
-        <w:ind w:left="918" w:hanging="357"/>
-        <w:contextualSpacing w:val="0"/>
-        <w:rPr>
-          <w:rFonts w:eastAsia="Arial"/>
-          <w:color w:val="000000" w:themeColor="text1"/>
-        </w:rPr>
-      </w:pPr>
-      <w:r>
-        <w:rPr>
-          <w:rFonts w:eastAsia="Arial"/>
-          <w:color w:val="000000" w:themeColor="text1"/>
-        </w:rPr>
-        <w:t>E então, tu verás o meu poder!</w:t>
-      </w:r>
-    </w:p>
-    <w:p/>
     <w:sectPr>
       <w:pgSz w:w="11906" w:h="16838"/>
       <w:pgMar w:top="1417" w:right="1701" w:bottom="1417" w:left="1701" w:header="708" w:footer="708" w:gutter="0"/>
